--- a/docs/Pack_Aliado_Gabriel_Barrios/docx/18_Guia_Modelo_Financiero.docx
+++ b/docs/Pack_Aliado_Gabriel_Barrios/docx/18_Guia_Modelo_Financiero.docx
@@ -205,7 +205,7 @@
               <w:rPr>
                 <w:sz w:val="20"/>
               </w:rPr>
-              <w:t>**~112.000**</w:t>
+              <w:t>**~112.000** *(111.988)*</w:t>
             </w:r>
           </w:p>
         </w:tc>
@@ -261,7 +261,7 @@
               <w:rPr>
                 <w:sz w:val="20"/>
               </w:rPr>
-              <w:t>~33.800</w:t>
+              <w:t>**~33.835**</w:t>
             </w:r>
           </w:p>
         </w:tc>
@@ -289,7 +289,7 @@
               <w:rPr>
                 <w:sz w:val="20"/>
               </w:rPr>
-              <w:t>~78.150</w:t>
+              <w:t>**~78.153**</w:t>
             </w:r>
           </w:p>
         </w:tc>
@@ -429,7 +429,7 @@
               <w:rPr>
                 <w:sz w:val="20"/>
               </w:rPr>
-              <w:t>**~40.800**</w:t>
+              <w:t>**~40.831**</w:t>
             </w:r>
           </w:p>
         </w:tc>
@@ -653,7 +653,7 @@
               <w:rPr>
                 <w:sz w:val="20"/>
               </w:rPr>
-              <w:t>Resumen del capital — **sección A** = use of funds oficial</w:t>
+              <w:t>Resumen del capital — **sección A** = use of funds oficial (~112k, 100%)</w:t>
             </w:r>
           </w:p>
         </w:tc>
@@ -1040,6 +1040,54 @@
         <w:rPr>
           <w:b/>
         </w:rPr>
+        <w:t>En reunión, decir primero:</w:t>
+      </w:r>
+      <w:r>
+        <w:t xml:space="preserve"> «El capital Lean es </w:t>
+      </w:r>
+      <w:r>
+        <w:rPr>
+          <w:b/>
+        </w:rPr>
+        <w:t>~112k</w:t>
+      </w:r>
+      <w:r>
+        <w:t xml:space="preserve"> según </w:t>
+      </w:r>
+      <w:r>
+        <w:rPr>
+          <w:b/>
+        </w:rPr>
+        <w:t>Hoja3 sección A</w:t>
+      </w:r>
+      <w:r>
+        <w:t xml:space="preserve">» — luego, si piden detalle, abrir </w:t>
+      </w:r>
+      <w:r>
+        <w:rPr>
+          <w:b/>
+        </w:rPr>
+        <w:t>Detallado</w:t>
+      </w:r>
+      <w:r>
+        <w:t xml:space="preserve"> o </w:t>
+      </w:r>
+      <w:r>
+        <w:rPr>
+          <w:b/>
+        </w:rPr>
+        <w:t>Hoja1</w:t>
+      </w:r>
+      <w:r>
+        <w:t>.</w:t>
+      </w:r>
+    </w:p>
+    <w:p>
+      <w:r/>
+      <w:r>
+        <w:rPr>
+          <w:b/>
+        </w:rPr>
         <w:t>Nota visual:</w:t>
       </w:r>
       <w:r>
@@ -1074,7 +1122,794 @@
         <w:pStyle w:val="Heading1"/>
       </w:pPr>
       <w:r>
-        <w:t>Use of funds — en qué se va el capital</w:t>
+        <w:t>Hoja3 — sección A (use of funds oficial)</w:t>
+      </w:r>
+    </w:p>
+    <w:p>
+      <w:r>
+        <w:t xml:space="preserve">Esta es la pestaña que cierra el </w:t>
+      </w:r>
+      <w:r>
+        <w:rPr>
+          <w:b/>
+        </w:rPr>
+        <w:t>100% del SAFE Lean</w:t>
+      </w:r>
+      <w:r>
+        <w:t>:</w:t>
+      </w:r>
+    </w:p>
+    <w:tbl>
+      <w:tblPr>
+        <w:tblStyle w:val="TableGrid"/>
+        <w:tblW w:type="auto" w:w="0"/>
+        <w:tblLook w:firstColumn="1" w:firstRow="1" w:lastColumn="0" w:lastRow="0" w:noHBand="0" w:noVBand="1" w:val="04A0"/>
+      </w:tblPr>
+      <w:tblGrid>
+        <w:gridCol w:w="4320"/>
+        <w:gridCol w:w="4320"/>
+      </w:tblGrid>
+      <w:tr>
+        <w:tc>
+          <w:tcPr>
+            <w:tcW w:type="dxa" w:w="4320"/>
+            <w:shd w:fill="1E2A5A"/>
+          </w:tcPr>
+          <w:p>
+            <w:r>
+              <w:rPr>
+                <w:b/>
+                <w:color w:val="FFFFFF"/>
+                <w:sz w:val="20"/>
+              </w:rPr>
+              <w:t>Concepto</w:t>
+            </w:r>
+          </w:p>
+        </w:tc>
+        <w:tc>
+          <w:tcPr>
+            <w:tcW w:type="dxa" w:w="4320"/>
+            <w:shd w:fill="1E2A5A"/>
+          </w:tcPr>
+          <w:p>
+            <w:r>
+              <w:rPr>
+                <w:b/>
+                <w:color w:val="FFFFFF"/>
+                <w:sz w:val="20"/>
+              </w:rPr>
+              <w:t>USD (Lean)</w:t>
+            </w:r>
+          </w:p>
+        </w:tc>
+      </w:tr>
+      <w:tr>
+        <w:tc>
+          <w:tcPr>
+            <w:tcW w:type="dxa" w:w="4320"/>
+          </w:tcPr>
+          <w:p>
+            <w:r>
+              <w:rPr>
+                <w:sz w:val="20"/>
+              </w:rPr>
+              <w:t>One-shots Fase 0 (legal, intro, HQ/equipos)</w:t>
+            </w:r>
+          </w:p>
+        </w:tc>
+        <w:tc>
+          <w:tcPr>
+            <w:tcW w:type="dxa" w:w="4320"/>
+          </w:tcPr>
+          <w:p>
+            <w:r>
+              <w:rPr>
+                <w:sz w:val="20"/>
+              </w:rPr>
+              <w:t>**~14.208**</w:t>
+            </w:r>
+          </w:p>
+        </w:tc>
+      </w:tr>
+      <w:tr>
+        <w:tc>
+          <w:tcPr>
+            <w:tcW w:type="dxa" w:w="4320"/>
+          </w:tcPr>
+          <w:p>
+            <w:r>
+              <w:rPr>
+                <w:sz w:val="20"/>
+              </w:rPr>
+              <w:t>Burn operativo M1–M12</w:t>
+            </w:r>
+          </w:p>
+        </w:tc>
+        <w:tc>
+          <w:tcPr>
+            <w:tcW w:type="dxa" w:w="4320"/>
+          </w:tcPr>
+          <w:p>
+            <w:r>
+              <w:rPr>
+                <w:sz w:val="20"/>
+              </w:rPr>
+              <w:t>**97.290**</w:t>
+            </w:r>
+          </w:p>
+        </w:tc>
+      </w:tr>
+      <w:tr>
+        <w:tc>
+          <w:tcPr>
+            <w:tcW w:type="dxa" w:w="4320"/>
+          </w:tcPr>
+          <w:p>
+            <w:r>
+              <w:rPr>
+                <w:sz w:val="20"/>
+              </w:rPr>
+              <w:t>Reserva imprevistos</w:t>
+            </w:r>
+          </w:p>
+        </w:tc>
+        <w:tc>
+          <w:tcPr>
+            <w:tcW w:type="dxa" w:w="4320"/>
+          </w:tcPr>
+          <w:p>
+            <w:r>
+              <w:rPr>
+                <w:sz w:val="20"/>
+              </w:rPr>
+              <w:t>**490**</w:t>
+            </w:r>
+          </w:p>
+        </w:tc>
+      </w:tr>
+      <w:tr>
+        <w:tc>
+          <w:tcPr>
+            <w:tcW w:type="dxa" w:w="4320"/>
+          </w:tcPr>
+          <w:p>
+            <w:r>
+              <w:rPr>
+                <w:sz w:val="20"/>
+              </w:rPr>
+              <w:t>**TOTAL capital Lean (sección A)**</w:t>
+            </w:r>
+          </w:p>
+        </w:tc>
+        <w:tc>
+          <w:tcPr>
+            <w:tcW w:type="dxa" w:w="4320"/>
+          </w:tcPr>
+          <w:p>
+            <w:r>
+              <w:rPr>
+                <w:sz w:val="20"/>
+              </w:rPr>
+              <w:t>**~111.988**</w:t>
+            </w:r>
+          </w:p>
+        </w:tc>
+      </w:tr>
+    </w:tbl>
+    <w:p/>
+    <w:p>
+      <w:r/>
+      <w:r>
+        <w:rPr>
+          <w:b/>
+        </w:rPr>
+        <w:t>Puente de caja:</w:t>
+      </w:r>
+      <w:r/>
+    </w:p>
+    <w:p>
+      <w:r>
+        <w:t>```</w:t>
+      </w:r>
+    </w:p>
+    <w:p>
+      <w:r>
+        <w:t>Wire T+0:           ~111.988</w:t>
+      </w:r>
+    </w:p>
+    <w:p>
+      <w:r>
+        <w:t>Menos Fase 0:       ~33.835</w:t>
+      </w:r>
+    </w:p>
+    <w:p>
+      <w:r>
+        <w:t>= Caja Day-D:       ~78.153   (inicio M1 comercial)</w:t>
+      </w:r>
+    </w:p>
+    <w:p>
+      <w:r>
+        <w:t>```</w:t>
+      </w:r>
+    </w:p>
+    <w:p>
+      <w:r/>
+      <w:r>
+        <w:rPr>
+          <w:b/>
+        </w:rPr>
+        <w:t>Columnas laterales K–M en Hoja3:</w:t>
+      </w:r>
+      <w:r>
+        <w:t xml:space="preserve"> espejo del Detallado con timeline </w:t>
+      </w:r>
+      <w:r>
+        <w:rPr>
+          <w:b/>
+        </w:rPr>
+        <w:t>0a / 0b / 0c</w:t>
+      </w:r>
+      <w:r>
+        <w:t xml:space="preserve"> (sub-fases de Fase 0) — útil para ver en qué mes cae cada gasto pre-lanzamiento.</w:t>
+      </w:r>
+    </w:p>
+    <w:p>
+      <w:pPr>
+        <w:pStyle w:val="Heading2"/>
+      </w:pPr>
+      <w:r>
+        <w:t>Lectura paso a paso de Hoja3 en reunión (5 minutos)</w:t>
+      </w:r>
+    </w:p>
+    <w:p>
+      <w:r>
+        <w:t xml:space="preserve">1. </w:t>
+      </w:r>
+      <w:r>
+        <w:rPr>
+          <w:b/>
+        </w:rPr>
+        <w:t>Abrir Hoja3</w:t>
+      </w:r>
+      <w:r>
+        <w:t xml:space="preserve"> → ir directo a </w:t>
+      </w:r>
+      <w:r>
+        <w:rPr>
+          <w:b/>
+        </w:rPr>
+        <w:t>sección A</w:t>
+      </w:r>
+      <w:r>
+        <w:t xml:space="preserve"> (parte superior del resumen).</w:t>
+      </w:r>
+    </w:p>
+    <w:p>
+      <w:r>
+        <w:t xml:space="preserve">2. </w:t>
+      </w:r>
+      <w:r>
+        <w:rPr>
+          <w:b/>
+        </w:rPr>
+        <w:t>Señalar el TOTAL ~111.988</w:t>
+      </w:r>
+      <w:r>
+        <w:t xml:space="preserve"> — decir: «esto es el 100% del SAFE Lean».</w:t>
+      </w:r>
+    </w:p>
+    <w:p>
+      <w:r>
+        <w:t xml:space="preserve">3. </w:t>
+      </w:r>
+      <w:r>
+        <w:rPr>
+          <w:b/>
+        </w:rPr>
+        <w:t>Desglosar en voz:</w:t>
+      </w:r>
+      <w:r>
+        <w:t xml:space="preserve"> one-shots </w:t>
+      </w:r>
+      <w:r>
+        <w:rPr>
+          <w:b/>
+        </w:rPr>
+        <w:t>~14,2k</w:t>
+      </w:r>
+      <w:r>
+        <w:t xml:space="preserve"> + burn año 1 </w:t>
+      </w:r>
+      <w:r>
+        <w:rPr>
+          <w:b/>
+        </w:rPr>
+        <w:t>~97,3k</w:t>
+      </w:r>
+      <w:r>
+        <w:t xml:space="preserve"> + reserva </w:t>
+      </w:r>
+      <w:r>
+        <w:rPr>
+          <w:b/>
+        </w:rPr>
+        <w:t>~490</w:t>
+      </w:r>
+      <w:r>
+        <w:t>.</w:t>
+      </w:r>
+    </w:p>
+    <w:p>
+      <w:r>
+        <w:t xml:space="preserve">4. </w:t>
+      </w:r>
+      <w:r>
+        <w:rPr>
+          <w:b/>
+        </w:rPr>
+        <w:t>Puente caja:</w:t>
+      </w:r>
+      <w:r>
+        <w:t xml:space="preserve"> wire </w:t>
+      </w:r>
+      <w:r>
+        <w:rPr>
+          <w:b/>
+        </w:rPr>
+        <w:t>~112k</w:t>
+      </w:r>
+      <w:r>
+        <w:t xml:space="preserve"> menos Fase 0 </w:t>
+      </w:r>
+      <w:r>
+        <w:rPr>
+          <w:b/>
+        </w:rPr>
+        <w:t>~33,8k</w:t>
+      </w:r>
+      <w:r>
+        <w:t xml:space="preserve"> = </w:t>
+      </w:r>
+      <w:r>
+        <w:rPr>
+          <w:b/>
+        </w:rPr>
+        <w:t>~78k al Day-D</w:t>
+      </w:r>
+      <w:r>
+        <w:t>.</w:t>
+      </w:r>
+    </w:p>
+    <w:p>
+      <w:r>
+        <w:t xml:space="preserve">5. </w:t>
+      </w:r>
+      <w:r>
+        <w:rPr>
+          <w:b/>
+        </w:rPr>
+        <w:t>Si piden detalle:</w:t>
+      </w:r>
+      <w:r>
+        <w:t xml:space="preserve"> bajar a </w:t>
+      </w:r>
+      <w:r>
+        <w:rPr>
+          <w:b/>
+        </w:rPr>
+        <w:t>sección B</w:t>
+      </w:r>
+      <w:r>
+        <w:t xml:space="preserve"> solo como drill-down — repetir que </w:t>
+      </w:r>
+      <w:r>
+        <w:rPr>
+          <w:b/>
+        </w:rPr>
+        <w:t>no se suma al total</w:t>
+      </w:r>
+      <w:r>
+        <w:t>.</w:t>
+      </w:r>
+    </w:p>
+    <w:p>
+      <w:r>
+        <w:t xml:space="preserve">6. </w:t>
+      </w:r>
+      <w:r>
+        <w:rPr>
+          <w:b/>
+        </w:rPr>
+        <w:t>Si piden línea a línea:</w:t>
+      </w:r>
+      <w:r>
+        <w:t xml:space="preserve"> abrir </w:t>
+      </w:r>
+      <w:r>
+        <w:rPr>
+          <w:b/>
+        </w:rPr>
+        <w:t>Detallado de la inversión.</w:t>
+      </w:r>
+      <w:r>
+        <w:t xml:space="preserve"> en paralelo.</w:t>
+      </w:r>
+    </w:p>
+    <w:p>
+      <w:r>
+        <w:rPr>
+          <w:i/>
+        </w:rPr>
+        <w:t>**Error común en reunión:** empezar por Hoja1 o ESTA y sumar bloques sueltos. Siempre anclar primero **Hoja3 sección A**.</w:t>
+      </w:r>
+    </w:p>
+    <w:p>
+      <w:pPr>
+        <w:pStyle w:val="Heading2"/>
+      </w:pPr>
+      <w:r>
+        <w:t>Equivalencia Hoja1 / ESTA (vistas espejo)</w:t>
+      </w:r>
+    </w:p>
+    <w:tbl>
+      <w:tblPr>
+        <w:tblStyle w:val="TableGrid"/>
+        <w:tblW w:type="auto" w:w="0"/>
+        <w:tblLook w:firstColumn="1" w:firstRow="1" w:lastColumn="0" w:lastRow="0" w:noHBand="0" w:noVBand="1" w:val="04A0"/>
+      </w:tblPr>
+      <w:tblGrid>
+        <w:gridCol w:w="2880"/>
+        <w:gridCol w:w="2880"/>
+        <w:gridCol w:w="2880"/>
+      </w:tblGrid>
+      <w:tr>
+        <w:tc>
+          <w:tcPr>
+            <w:tcW w:type="dxa" w:w="2880"/>
+            <w:shd w:fill="1E2A5A"/>
+          </w:tcPr>
+          <w:p>
+            <w:r>
+              <w:rPr>
+                <w:b/>
+                <w:color w:val="FFFFFF"/>
+                <w:sz w:val="20"/>
+              </w:rPr>
+              <w:t>Bloque visual (Hoja1)</w:t>
+            </w:r>
+          </w:p>
+        </w:tc>
+        <w:tc>
+          <w:tcPr>
+            <w:tcW w:type="dxa" w:w="2880"/>
+            <w:shd w:fill="1E2A5A"/>
+          </w:tcPr>
+          <w:p>
+            <w:r>
+              <w:rPr>
+                <w:b/>
+                <w:color w:val="FFFFFF"/>
+                <w:sz w:val="20"/>
+              </w:rPr>
+              <w:t>Contenido Zonix</w:t>
+            </w:r>
+          </w:p>
+        </w:tc>
+        <w:tc>
+          <w:tcPr>
+            <w:tcW w:type="dxa" w:w="2880"/>
+            <w:shd w:fill="1E2A5A"/>
+          </w:tcPr>
+          <w:p>
+            <w:r>
+              <w:rPr>
+                <w:b/>
+                <w:color w:val="FFFFFF"/>
+                <w:sz w:val="20"/>
+              </w:rPr>
+              <w:t>Ancla USD</w:t>
+            </w:r>
+          </w:p>
+        </w:tc>
+      </w:tr>
+      <w:tr>
+        <w:tc>
+          <w:tcPr>
+            <w:tcW w:type="dxa" w:w="2880"/>
+          </w:tcPr>
+          <w:p>
+            <w:r>
+              <w:rPr>
+                <w:sz w:val="20"/>
+              </w:rPr>
+              <w:t>Equipos</w:t>
+            </w:r>
+          </w:p>
+        </w:tc>
+        <w:tc>
+          <w:tcPr>
+            <w:tcW w:type="dxa" w:w="2880"/>
+          </w:tcPr>
+          <w:p>
+            <w:r>
+              <w:rPr>
+                <w:sz w:val="20"/>
+              </w:rPr>
+              <w:t>4 PCs operativos</w:t>
+            </w:r>
+          </w:p>
+        </w:tc>
+        <w:tc>
+          <w:tcPr>
+            <w:tcW w:type="dxa" w:w="2880"/>
+          </w:tcPr>
+          <w:p>
+            <w:r>
+              <w:rPr>
+                <w:sz w:val="20"/>
+              </w:rPr>
+              <w:t>3.700</w:t>
+            </w:r>
+          </w:p>
+        </w:tc>
+      </w:tr>
+      <w:tr>
+        <w:tc>
+          <w:tcPr>
+            <w:tcW w:type="dxa" w:w="2880"/>
+          </w:tcPr>
+          <w:p>
+            <w:r>
+              <w:rPr>
+                <w:sz w:val="20"/>
+              </w:rPr>
+              <w:t>Adecuación HQ</w:t>
+            </w:r>
+          </w:p>
+        </w:tc>
+        <w:tc>
+          <w:tcPr>
+            <w:tcW w:type="dxa" w:w="2880"/>
+          </w:tcPr>
+          <w:p>
+            <w:r>
+              <w:rPr>
+                <w:sz w:val="20"/>
+              </w:rPr>
+              <w:t>Depósito + amueblado</w:t>
+            </w:r>
+          </w:p>
+        </w:tc>
+        <w:tc>
+          <w:tcPr>
+            <w:tcW w:type="dxa" w:w="2880"/>
+          </w:tcPr>
+          <w:p>
+            <w:r>
+              <w:rPr>
+                <w:sz w:val="20"/>
+              </w:rPr>
+              <w:t>1.650 (parte de 5.350 HQ)</w:t>
+            </w:r>
+          </w:p>
+        </w:tc>
+      </w:tr>
+      <w:tr>
+        <w:tc>
+          <w:tcPr>
+            <w:tcW w:type="dxa" w:w="2880"/>
+          </w:tcPr>
+          <w:p>
+            <w:r>
+              <w:rPr>
+                <w:sz w:val="20"/>
+              </w:rPr>
+              <w:t>Mano de obra</w:t>
+            </w:r>
+          </w:p>
+        </w:tc>
+        <w:tc>
+          <w:tcPr>
+            <w:tcW w:type="dxa" w:w="2880"/>
+          </w:tcPr>
+          <w:p>
+            <w:r>
+              <w:rPr>
+                <w:sz w:val="20"/>
+              </w:rPr>
+              <w:t>MO Fase 0 × 3 meses</w:t>
+            </w:r>
+          </w:p>
+        </w:tc>
+        <w:tc>
+          <w:tcPr>
+            <w:tcW w:type="dxa" w:w="2880"/>
+          </w:tcPr>
+          <w:p>
+            <w:r>
+              <w:rPr>
+                <w:sz w:val="20"/>
+              </w:rPr>
+              <w:t>incluida en Fase 0</w:t>
+            </w:r>
+          </w:p>
+        </w:tc>
+      </w:tr>
+      <w:tr>
+        <w:tc>
+          <w:tcPr>
+            <w:tcW w:type="dxa" w:w="2880"/>
+          </w:tcPr>
+          <w:p>
+            <w:r>
+              <w:rPr>
+                <w:sz w:val="20"/>
+              </w:rPr>
+              <w:t>Constitución</w:t>
+            </w:r>
+          </w:p>
+        </w:tc>
+        <w:tc>
+          <w:tcPr>
+            <w:tcW w:type="dxa" w:w="2880"/>
+          </w:tcPr>
+          <w:p>
+            <w:r>
+              <w:rPr>
+                <w:sz w:val="20"/>
+              </w:rPr>
+              <w:t>C.A. + trámites VE</w:t>
+            </w:r>
+          </w:p>
+        </w:tc>
+        <w:tc>
+          <w:tcPr>
+            <w:tcW w:type="dxa" w:w="2880"/>
+          </w:tcPr>
+          <w:p>
+            <w:r>
+              <w:rPr>
+                <w:sz w:val="20"/>
+              </w:rPr>
+              <w:t>5.050</w:t>
+            </w:r>
+          </w:p>
+        </w:tc>
+      </w:tr>
+      <w:tr>
+        <w:tc>
+          <w:tcPr>
+            <w:tcW w:type="dxa" w:w="2880"/>
+          </w:tcPr>
+          <w:p>
+            <w:r>
+              <w:rPr>
+                <w:sz w:val="20"/>
+              </w:rPr>
+              <w:t>Marketing intro</w:t>
+            </w:r>
+          </w:p>
+        </w:tc>
+        <w:tc>
+          <w:tcPr>
+            <w:tcW w:type="dxa" w:w="2880"/>
+          </w:tcPr>
+          <w:p>
+            <w:r>
+              <w:rPr>
+                <w:sz w:val="20"/>
+              </w:rPr>
+              <w:t>Web, brochures, video B2B</w:t>
+            </w:r>
+          </w:p>
+        </w:tc>
+        <w:tc>
+          <w:tcPr>
+            <w:tcW w:type="dxa" w:w="2880"/>
+          </w:tcPr>
+          <w:p>
+            <w:r>
+              <w:rPr>
+                <w:sz w:val="20"/>
+              </w:rPr>
+              <w:t>3.808 + pre-lanzamiento</w:t>
+            </w:r>
+          </w:p>
+        </w:tc>
+      </w:tr>
+      <w:tr>
+        <w:tc>
+          <w:tcPr>
+            <w:tcW w:type="dxa" w:w="2880"/>
+          </w:tcPr>
+          <w:p>
+            <w:r>
+              <w:rPr>
+                <w:sz w:val="20"/>
+              </w:rPr>
+              <w:t>Materia / SaaS</w:t>
+            </w:r>
+          </w:p>
+        </w:tc>
+        <w:tc>
+          <w:tcPr>
+            <w:tcW w:type="dxa" w:w="2880"/>
+          </w:tcPr>
+          <w:p>
+            <w:r>
+              <w:rPr>
+                <w:sz w:val="20"/>
+              </w:rPr>
+              <w:t>Hosting, SMS, herramientas</w:t>
+            </w:r>
+          </w:p>
+        </w:tc>
+        <w:tc>
+          <w:tcPr>
+            <w:tcW w:type="dxa" w:w="2880"/>
+          </w:tcPr>
+          <w:p>
+            <w:r>
+              <w:rPr>
+                <w:sz w:val="20"/>
+              </w:rPr>
+              <w:t>~154/mes post-Day-D</w:t>
+            </w:r>
+          </w:p>
+        </w:tc>
+      </w:tr>
+    </w:tbl>
+    <w:p/>
+    <w:p>
+      <w:r/>
+      <w:r>
+        <w:rPr>
+          <w:b/>
+        </w:rPr>
+        <w:t>ESTA SI VALE</w:t>
+      </w:r>
+      <w:r>
+        <w:t xml:space="preserve"> concentra unit economics (LTV/CAC </w:t>
+      </w:r>
+      <w:r>
+        <w:rPr>
+          <w:b/>
+        </w:rPr>
+        <w:t>~7,2×</w:t>
+      </w:r>
+      <w:r>
+        <w:t xml:space="preserve">, CAC </w:t>
+      </w:r>
+      <w:r>
+        <w:rPr>
+          <w:b/>
+        </w:rPr>
+        <w:t>139</w:t>
+      </w:r>
+      <w:r>
+        <w:t xml:space="preserve">, ARPF </w:t>
+      </w:r>
+      <w:r>
+        <w:rPr>
+          <w:b/>
+        </w:rPr>
+        <w:t>~50</w:t>
+      </w:r>
+      <w:r>
+        <w:t>) y simulador M1–M12 — ideal si Gabriel quiere ver sensibilidad sin recorrer todo el Detallado.</w:t>
+      </w:r>
+    </w:p>
+    <w:p>
+      <w:r>
+        <w:t>────────────────────────────────────────</w:t>
+      </w:r>
+    </w:p>
+    <w:p>
+      <w:pPr>
+        <w:pStyle w:val="Heading1"/>
+      </w:pPr>
+      <w:r>
+        <w:t>Use of funds — desglose legible</w:t>
       </w:r>
     </w:p>
     <w:p>
@@ -1139,7 +1974,7 @@
               <w:rPr>
                 <w:sz w:val="20"/>
               </w:rPr>
-              <w:t>Constitución empresa (C.A., SENIAT, trámites HQ, banco, etc.)</w:t>
+              <w:t>Constitución empresa (C.A., SENIAT, trámites HQ, banco, SAPI, etc.)</w:t>
             </w:r>
           </w:p>
         </w:tc>
@@ -1256,7 +2091,7 @@
         <w:pStyle w:val="Heading2"/>
       </w:pPr>
       <w:r>
-        <w:t>Fase 0 — T+0 a Day-D (90 días) — ~33.800 USD</w:t>
+        <w:t>Fase 0 — T+0 a Day-D (90 días) — ~33.835 USD</w:t>
       </w:r>
     </w:p>
     <w:p>
@@ -1500,163 +2335,6 @@
     </w:tbl>
     <w:p/>
     <w:p>
-      <w:r/>
-      <w:r>
-        <w:rPr>
-          <w:b/>
-        </w:rPr>
-        <w:t>Caja al Day-D</w:t>
-      </w:r>
-      <w:r>
-        <w:t xml:space="preserve"> (inicio mes 1): ~112.000 − ~33.800 ≈ </w:t>
-      </w:r>
-      <w:r>
-        <w:rPr>
-          <w:b/>
-        </w:rPr>
-        <w:t>~78.150 USD</w:t>
-      </w:r>
-      <w:r/>
-    </w:p>
-    <w:p>
-      <w:pPr>
-        <w:pStyle w:val="Heading2"/>
-      </w:pPr>
-      <w:r>
-        <w:t>Año 1 operativo — resumen</w:t>
-      </w:r>
-    </w:p>
-    <w:tbl>
-      <w:tblPr>
-        <w:tblStyle w:val="TableGrid"/>
-        <w:tblW w:type="auto" w:w="0"/>
-        <w:tblLook w:firstColumn="1" w:firstRow="1" w:lastColumn="0" w:lastRow="0" w:noHBand="0" w:noVBand="1" w:val="04A0"/>
-      </w:tblPr>
-      <w:tblGrid>
-        <w:gridCol w:w="4320"/>
-        <w:gridCol w:w="4320"/>
-      </w:tblGrid>
-      <w:tr>
-        <w:tc>
-          <w:tcPr>
-            <w:tcW w:type="dxa" w:w="4320"/>
-            <w:shd w:fill="1E2A5A"/>
-          </w:tcPr>
-          <w:p>
-            <w:r>
-              <w:rPr>
-                <w:b/>
-                <w:color w:val="FFFFFF"/>
-                <w:sz w:val="20"/>
-              </w:rPr>
-              <w:t>Concepto</w:t>
-            </w:r>
-          </w:p>
-        </w:tc>
-        <w:tc>
-          <w:tcPr>
-            <w:tcW w:type="dxa" w:w="4320"/>
-            <w:shd w:fill="1E2A5A"/>
-          </w:tcPr>
-          <w:p>
-            <w:r>
-              <w:rPr>
-                <w:b/>
-                <w:color w:val="FFFFFF"/>
-                <w:sz w:val="20"/>
-              </w:rPr>
-              <w:t>USD</w:t>
-            </w:r>
-          </w:p>
-        </w:tc>
-      </w:tr>
-      <w:tr>
-        <w:tc>
-          <w:tcPr>
-            <w:tcW w:type="dxa" w:w="4320"/>
-          </w:tcPr>
-          <w:p>
-            <w:r>
-              <w:rPr>
-                <w:sz w:val="20"/>
-              </w:rPr>
-              <w:t>Burn meses 1–12</w:t>
-            </w:r>
-          </w:p>
-        </w:tc>
-        <w:tc>
-          <w:tcPr>
-            <w:tcW w:type="dxa" w:w="4320"/>
-          </w:tcPr>
-          <w:p>
-            <w:r>
-              <w:rPr>
-                <w:sz w:val="20"/>
-              </w:rPr>
-              <w:t>97.290</w:t>
-            </w:r>
-          </w:p>
-        </w:tc>
-      </w:tr>
-      <w:tr>
-        <w:tc>
-          <w:tcPr>
-            <w:tcW w:type="dxa" w:w="4320"/>
-          </w:tcPr>
-          <w:p>
-            <w:r>
-              <w:rPr>
-                <w:sz w:val="20"/>
-              </w:rPr>
-              <w:t>Reserva imprevistos</w:t>
-            </w:r>
-          </w:p>
-        </w:tc>
-        <w:tc>
-          <w:tcPr>
-            <w:tcW w:type="dxa" w:w="4320"/>
-          </w:tcPr>
-          <w:p>
-            <w:r>
-              <w:rPr>
-                <w:sz w:val="20"/>
-              </w:rPr>
-              <w:t>490</w:t>
-            </w:r>
-          </w:p>
-        </w:tc>
-      </w:tr>
-      <w:tr>
-        <w:tc>
-          <w:tcPr>
-            <w:tcW w:type="dxa" w:w="4320"/>
-          </w:tcPr>
-          <w:p>
-            <w:r>
-              <w:rPr>
-                <w:sz w:val="20"/>
-              </w:rPr>
-              <w:t>**Total capital Lean (Hoja3 §A)**</w:t>
-            </w:r>
-          </w:p>
-        </w:tc>
-        <w:tc>
-          <w:tcPr>
-            <w:tcW w:type="dxa" w:w="4320"/>
-          </w:tcPr>
-          <w:p>
-            <w:r>
-              <w:rPr>
-                <w:sz w:val="20"/>
-              </w:rPr>
-              <w:t>**~111.988**</w:t>
-            </w:r>
-          </w:p>
-        </w:tc>
-      </w:tr>
-    </w:tbl>
-    <w:p/>
-    <w:p>
       <w:pPr>
         <w:pStyle w:val="Heading2"/>
       </w:pPr>
@@ -1671,14 +2349,16 @@
         <w:tblLook w:firstColumn="1" w:firstRow="1" w:lastColumn="0" w:lastRow="0" w:noHBand="0" w:noVBand="1" w:val="04A0"/>
       </w:tblPr>
       <w:tblGrid>
-        <w:gridCol w:w="2880"/>
-        <w:gridCol w:w="2880"/>
-        <w:gridCol w:w="2880"/>
+        <w:gridCol w:w="1728"/>
+        <w:gridCol w:w="1728"/>
+        <w:gridCol w:w="1728"/>
+        <w:gridCol w:w="1728"/>
+        <w:gridCol w:w="1728"/>
       </w:tblGrid>
       <w:tr>
         <w:tc>
           <w:tcPr>
-            <w:tcW w:type="dxa" w:w="2880"/>
+            <w:tcW w:type="dxa" w:w="1728"/>
             <w:shd w:fill="1E2A5A"/>
           </w:tcPr>
           <w:p>
@@ -1694,7 +2374,7 @@
         </w:tc>
         <w:tc>
           <w:tcPr>
-            <w:tcW w:type="dxa" w:w="2880"/>
+            <w:tcW w:type="dxa" w:w="1728"/>
             <w:shd w:fill="1E2A5A"/>
           </w:tcPr>
           <w:p>
@@ -1710,7 +2390,7 @@
         </w:tc>
         <w:tc>
           <w:tcPr>
-            <w:tcW w:type="dxa" w:w="2880"/>
+            <w:tcW w:type="dxa" w:w="1728"/>
             <w:shd w:fill="1E2A5A"/>
           </w:tcPr>
           <w:p>
@@ -1720,6 +2400,38 @@
                 <w:color w:val="FFFFFF"/>
                 <w:sz w:val="20"/>
               </w:rPr>
+              <w:t>Cap SAFE</w:t>
+            </w:r>
+          </w:p>
+        </w:tc>
+        <w:tc>
+          <w:tcPr>
+            <w:tcW w:type="dxa" w:w="1728"/>
+            <w:shd w:fill="1E2A5A"/>
+          </w:tcPr>
+          <w:p>
+            <w:r>
+              <w:rPr>
+                <w:b/>
+                <w:color w:val="FFFFFF"/>
+                <w:sz w:val="20"/>
+              </w:rPr>
+              <w:t>Equity ref.</w:t>
+            </w:r>
+          </w:p>
+        </w:tc>
+        <w:tc>
+          <w:tcPr>
+            <w:tcW w:type="dxa" w:w="1728"/>
+            <w:shd w:fill="1E2A5A"/>
+          </w:tcPr>
+          <w:p>
+            <w:r>
+              <w:rPr>
+                <w:b/>
+                <w:color w:val="FFFFFF"/>
+                <w:sz w:val="20"/>
+              </w:rPr>
               <w:t>Diferencia principal vs Lean</w:t>
             </w:r>
           </w:p>
@@ -1728,7 +2440,7 @@
       <w:tr>
         <w:tc>
           <w:tcPr>
-            <w:tcW w:type="dxa" w:w="2880"/>
+            <w:tcW w:type="dxa" w:w="1728"/>
           </w:tcPr>
           <w:p>
             <w:r>
@@ -1741,20 +2453,46 @@
         </w:tc>
         <w:tc>
           <w:tcPr>
-            <w:tcW w:type="dxa" w:w="2880"/>
-          </w:tcPr>
-          <w:p>
-            <w:r>
-              <w:rPr>
-                <w:sz w:val="20"/>
-              </w:rPr>
-              <w:t>~112k</w:t>
-            </w:r>
-          </w:p>
-        </w:tc>
-        <w:tc>
-          <w:tcPr>
-            <w:tcW w:type="dxa" w:w="2880"/>
+            <w:tcW w:type="dxa" w:w="1728"/>
+          </w:tcPr>
+          <w:p>
+            <w:r>
+              <w:rPr>
+                <w:sz w:val="20"/>
+              </w:rPr>
+              <w:t>**~112k**</w:t>
+            </w:r>
+          </w:p>
+        </w:tc>
+        <w:tc>
+          <w:tcPr>
+            <w:tcW w:type="dxa" w:w="1728"/>
+          </w:tcPr>
+          <w:p>
+            <w:r>
+              <w:rPr>
+                <w:sz w:val="20"/>
+              </w:rPr>
+              <w:t>**600k**</w:t>
+            </w:r>
+          </w:p>
+        </w:tc>
+        <w:tc>
+          <w:tcPr>
+            <w:tcW w:type="dxa" w:w="1728"/>
+          </w:tcPr>
+          <w:p>
+            <w:r>
+              <w:rPr>
+                <w:sz w:val="20"/>
+              </w:rPr>
+              <w:t>**~18,66%**</w:t>
+            </w:r>
+          </w:p>
+        </w:tc>
+        <w:tc>
+          <w:tcPr>
+            <w:tcW w:type="dxa" w:w="1728"/>
           </w:tcPr>
           <w:p>
             <w:r>
@@ -1769,7 +2507,7 @@
       <w:tr>
         <w:tc>
           <w:tcPr>
-            <w:tcW w:type="dxa" w:w="2880"/>
+            <w:tcW w:type="dxa" w:w="1728"/>
           </w:tcPr>
           <w:p>
             <w:r>
@@ -1782,7 +2520,7 @@
         </w:tc>
         <w:tc>
           <w:tcPr>
-            <w:tcW w:type="dxa" w:w="2880"/>
+            <w:tcW w:type="dxa" w:w="1728"/>
           </w:tcPr>
           <w:p>
             <w:r>
@@ -1795,14 +2533,40 @@
         </w:tc>
         <w:tc>
           <w:tcPr>
-            <w:tcW w:type="dxa" w:w="2880"/>
-          </w:tcPr>
-          <w:p>
-            <w:r>
-              <w:rPr>
-                <w:sz w:val="20"/>
-              </w:rPr>
-              <w:t>Sueldos closer to mercado, Google Ads, más reserva (~10,6k)</w:t>
+            <w:tcW w:type="dxa" w:w="1728"/>
+          </w:tcPr>
+          <w:p>
+            <w:r>
+              <w:rPr>
+                <w:sz w:val="20"/>
+              </w:rPr>
+              <w:t>~913k</w:t>
+            </w:r>
+          </w:p>
+        </w:tc>
+        <w:tc>
+          <w:tcPr>
+            <w:tcW w:type="dxa" w:w="1728"/>
+          </w:tcPr>
+          <w:p>
+            <w:r>
+              <w:rPr>
+                <w:sz w:val="20"/>
+              </w:rPr>
+              <w:t>~17,23%</w:t>
+            </w:r>
+          </w:p>
+        </w:tc>
+        <w:tc>
+          <w:tcPr>
+            <w:tcW w:type="dxa" w:w="1728"/>
+          </w:tcPr>
+          <w:p>
+            <w:r>
+              <w:rPr>
+                <w:sz w:val="20"/>
+              </w:rPr>
+              <w:t>Sueldos mercado, Google Ads, reserva ~10,6k</w:t>
             </w:r>
           </w:p>
         </w:tc>
@@ -1810,7 +2574,7 @@
       <w:tr>
         <w:tc>
           <w:tcPr>
-            <w:tcW w:type="dxa" w:w="2880"/>
+            <w:tcW w:type="dxa" w:w="1728"/>
           </w:tcPr>
           <w:p>
             <w:r>
@@ -1823,7 +2587,7 @@
         </w:tc>
         <w:tc>
           <w:tcPr>
-            <w:tcW w:type="dxa" w:w="2880"/>
+            <w:tcW w:type="dxa" w:w="1728"/>
           </w:tcPr>
           <w:p>
             <w:r>
@@ -1836,7 +2600,33 @@
         </w:tc>
         <w:tc>
           <w:tcPr>
-            <w:tcW w:type="dxa" w:w="2880"/>
+            <w:tcW w:type="dxa" w:w="1728"/>
+          </w:tcPr>
+          <w:p>
+            <w:r>
+              <w:rPr>
+                <w:sz w:val="20"/>
+              </w:rPr>
+              <w:t>~1,2M</w:t>
+            </w:r>
+          </w:p>
+        </w:tc>
+        <w:tc>
+          <w:tcPr>
+            <w:tcW w:type="dxa" w:w="1728"/>
+          </w:tcPr>
+          <w:p>
+            <w:r>
+              <w:rPr>
+                <w:sz w:val="20"/>
+              </w:rPr>
+              <w:t>~15,55%</w:t>
+            </w:r>
+          </w:p>
+        </w:tc>
+        <w:tc>
+          <w:tcPr>
+            <w:tcW w:type="dxa" w:w="1728"/>
           </w:tcPr>
           <w:p>
             <w:r>
@@ -1844,6 +2634,73 @@
                 <w:sz w:val="20"/>
               </w:rPr>
               <w:t>Dev senior, marketing pleno, reserva ~20k</w:t>
+            </w:r>
+          </w:p>
+        </w:tc>
+      </w:tr>
+      <w:tr>
+        <w:tc>
+          <w:tcPr>
+            <w:tcW w:type="dxa" w:w="1728"/>
+          </w:tcPr>
+          <w:p>
+            <w:r>
+              <w:rPr>
+                <w:sz w:val="20"/>
+              </w:rPr>
+              <w:t>**Blitz** (stretch)</w:t>
+            </w:r>
+          </w:p>
+        </w:tc>
+        <w:tc>
+          <w:tcPr>
+            <w:tcW w:type="dxa" w:w="1728"/>
+          </w:tcPr>
+          <w:p>
+            <w:r>
+              <w:rPr>
+                <w:sz w:val="20"/>
+              </w:rPr>
+              <w:t>~185k</w:t>
+            </w:r>
+          </w:p>
+        </w:tc>
+        <w:tc>
+          <w:tcPr>
+            <w:tcW w:type="dxa" w:w="1728"/>
+          </w:tcPr>
+          <w:p>
+            <w:r>
+              <w:rPr>
+                <w:sz w:val="20"/>
+              </w:rPr>
+              <w:t>~1,29M</w:t>
+            </w:r>
+          </w:p>
+        </w:tc>
+        <w:tc>
+          <w:tcPr>
+            <w:tcW w:type="dxa" w:w="1728"/>
+          </w:tcPr>
+          <w:p>
+            <w:r>
+              <w:rPr>
+                <w:sz w:val="20"/>
+              </w:rPr>
+              <w:t>~14,36%</w:t>
+            </w:r>
+          </w:p>
+        </w:tc>
+        <w:tc>
+          <w:tcPr>
+            <w:tcW w:type="dxa" w:w="1728"/>
+          </w:tcPr>
+          <w:p>
+            <w:r>
+              <w:rPr>
+                <w:sz w:val="20"/>
+              </w:rPr>
+              <w:t>**6× Sales**, curva ×1,5, ~238 activas M12</w:t>
             </w:r>
           </w:p>
         </w:tc>
@@ -1861,16 +2718,7 @@
         <w:t>Blitz</w:t>
       </w:r>
       <w:r>
-        <w:t xml:space="preserve"> (~185k, 6 vendedores, curva comercial más agresiva) es un </w:t>
-      </w:r>
-      <w:r>
-        <w:rPr>
-          <w:b/>
-        </w:rPr>
-        <w:t>stretch goal</w:t>
-      </w:r>
-      <w:r>
-        <w:t xml:space="preserve"> para capturar más independientes en Carabobo — no sustituye el ask Lean hasta validar censo calle.</w:t>
+        <w:t xml:space="preserve"> es stretch goal para capturar más independientes en Carabobo — no sustituye el ask Lean hasta validar censo calle.</w:t>
       </w:r>
     </w:p>
     <w:p>
@@ -3345,7 +4193,16 @@
         <w:t>159</w:t>
       </w:r>
       <w:r>
-        <w:t xml:space="preserve"> (M12).</w:t>
+        <w:t xml:space="preserve"> (M12); </w:t>
+      </w:r>
+      <w:r>
+        <w:rPr>
+          <w:b/>
+        </w:rPr>
+        <w:t>185 firmas</w:t>
+      </w:r>
+      <w:r>
+        <w:t xml:space="preserve"> brutas en el año.</w:t>
       </w:r>
     </w:p>
     <w:p>
@@ -3379,7 +4236,7 @@
         <w:rPr>
           <w:b/>
         </w:rPr>
-        <w:t>~41k</w:t>
+        <w:t>~40,8k</w:t>
       </w:r>
       <w:r>
         <w:t xml:space="preserve"> al cierre M12 — queda </w:t>
@@ -3597,6 +4454,24 @@
           <w:b/>
         </w:rPr>
         <w:t>~8.108 USD/mes</w:t>
+      </w:r>
+      <w:r>
+        <w:t xml:space="preserve">. Tramos M1–6: </w:t>
+      </w:r>
+      <w:r>
+        <w:rPr>
+          <w:b/>
+        </w:rPr>
+        <w:t>8.011 / 8.347</w:t>
+      </w:r>
+      <w:r>
+        <w:t xml:space="preserve">; M7–12: </w:t>
+      </w:r>
+      <w:r>
+        <w:rPr>
+          <w:b/>
+        </w:rPr>
+        <w:t>7.980</w:t>
       </w:r>
       <w:r>
         <w:t>.</w:t>
@@ -4200,35 +5075,311 @@
     </w:tbl>
     <w:p/>
     <w:p>
-      <w:r/>
+      <w:pPr>
+        <w:pStyle w:val="Heading2"/>
+      </w:pPr>
       <w:r>
-        <w:rPr>
-          <w:b/>
-        </w:rPr>
-        <w:t>Pregunta clave para Valencia:</w:t>
-      </w:r>
-      <w:r>
-        <w:t xml:space="preserve"> ¿es creíble llegar a </w:t>
-      </w:r>
-      <w:r>
-        <w:rPr>
-          <w:b/>
-        </w:rPr>
-        <w:t>~159 activas</w:t>
-      </w:r>
-      <w:r>
-        <w:t xml:space="preserve"> en 12 meses con </w:t>
-      </w:r>
-      <w:r>
-        <w:rPr>
-          <w:b/>
-        </w:rPr>
-        <w:t>4 vendedores</w:t>
-      </w:r>
-      <w:r>
-        <w:t xml:space="preserve"> y el SAM de independientes (~80–100 en metro Valencia)?</w:t>
+        <w:t>Lean+ (mismo ~112k, ejecución más agresiva)</w:t>
       </w:r>
     </w:p>
+    <w:tbl>
+      <w:tblPr>
+        <w:tblStyle w:val="TableGrid"/>
+        <w:tblW w:type="auto" w:w="0"/>
+        <w:tblLook w:firstColumn="1" w:firstRow="1" w:lastColumn="0" w:lastRow="0" w:noHBand="0" w:noVBand="1" w:val="04A0"/>
+      </w:tblPr>
+      <w:tblGrid>
+        <w:gridCol w:w="1728"/>
+        <w:gridCol w:w="1728"/>
+        <w:gridCol w:w="1728"/>
+        <w:gridCol w:w="1728"/>
+        <w:gridCol w:w="1728"/>
+      </w:tblGrid>
+      <w:tr>
+        <w:tc>
+          <w:tcPr>
+            <w:tcW w:type="dxa" w:w="1728"/>
+            <w:shd w:fill="1E2A5A"/>
+          </w:tcPr>
+          <w:p>
+            <w:r>
+              <w:rPr>
+                <w:b/>
+                <w:color w:val="FFFFFF"/>
+                <w:sz w:val="20"/>
+              </w:rPr>
+              <w:t>Variante</w:t>
+            </w:r>
+          </w:p>
+        </w:tc>
+        <w:tc>
+          <w:tcPr>
+            <w:tcW w:type="dxa" w:w="1728"/>
+            <w:shd w:fill="1E2A5A"/>
+          </w:tcPr>
+          <w:p>
+            <w:r>
+              <w:rPr>
+                <w:b/>
+                <w:color w:val="FFFFFF"/>
+                <w:sz w:val="20"/>
+              </w:rPr>
+              <w:t>Palanca</w:t>
+            </w:r>
+          </w:p>
+        </w:tc>
+        <w:tc>
+          <w:tcPr>
+            <w:tcW w:type="dxa" w:w="1728"/>
+            <w:shd w:fill="1E2A5A"/>
+          </w:tcPr>
+          <w:p>
+            <w:r>
+              <w:rPr>
+                <w:b/>
+                <w:color w:val="FFFFFF"/>
+                <w:sz w:val="20"/>
+              </w:rPr>
+              <w:t>Activas M12</w:t>
+            </w:r>
+          </w:p>
+        </w:tc>
+        <w:tc>
+          <w:tcPr>
+            <w:tcW w:type="dxa" w:w="1728"/>
+            <w:shd w:fill="1E2A5A"/>
+          </w:tcPr>
+          <w:p>
+            <w:r>
+              <w:rPr>
+                <w:b/>
+                <w:color w:val="FFFFFF"/>
+                <w:sz w:val="20"/>
+              </w:rPr>
+              <w:t>Mes BE aprox.</w:t>
+            </w:r>
+          </w:p>
+        </w:tc>
+        <w:tc>
+          <w:tcPr>
+            <w:tcW w:type="dxa" w:w="1728"/>
+            <w:shd w:fill="1E2A5A"/>
+          </w:tcPr>
+          <w:p>
+            <w:r>
+              <w:rPr>
+                <w:b/>
+                <w:color w:val="FFFFFF"/>
+                <w:sz w:val="20"/>
+              </w:rPr>
+              <w:t>Caja M12 ref.</w:t>
+            </w:r>
+          </w:p>
+        </w:tc>
+      </w:tr>
+      <w:tr>
+        <w:tc>
+          <w:tcPr>
+            <w:tcW w:type="dxa" w:w="1728"/>
+          </w:tcPr>
+          <w:p>
+            <w:r>
+              <w:rPr>
+                <w:sz w:val="20"/>
+              </w:rPr>
+              <w:t>Lean+ comercial</w:t>
+            </w:r>
+          </w:p>
+        </w:tc>
+        <w:tc>
+          <w:tcPr>
+            <w:tcW w:type="dxa" w:w="1728"/>
+          </w:tcPr>
+          <w:p>
+            <w:r>
+              <w:rPr>
+                <w:sz w:val="20"/>
+              </w:rPr>
+              <w:t>Curva firmas **×1,15**</w:t>
+            </w:r>
+          </w:p>
+        </w:tc>
+        <w:tc>
+          <w:tcPr>
+            <w:tcW w:type="dxa" w:w="1728"/>
+          </w:tcPr>
+          <w:p>
+            <w:r>
+              <w:rPr>
+                <w:sz w:val="20"/>
+              </w:rPr>
+              <w:t>~183</w:t>
+            </w:r>
+          </w:p>
+        </w:tc>
+        <w:tc>
+          <w:tcPr>
+            <w:tcW w:type="dxa" w:w="1728"/>
+          </w:tcPr>
+          <w:p>
+            <w:r>
+              <w:rPr>
+                <w:sz w:val="20"/>
+              </w:rPr>
+              <w:t>~M10</w:t>
+            </w:r>
+          </w:p>
+        </w:tc>
+        <w:tc>
+          <w:tcPr>
+            <w:tcW w:type="dxa" w:w="1728"/>
+          </w:tcPr>
+          <w:p>
+            <w:r>
+              <w:rPr>
+                <w:sz w:val="20"/>
+              </w:rPr>
+              <w:t>~49.825</w:t>
+            </w:r>
+          </w:p>
+        </w:tc>
+      </w:tr>
+      <w:tr>
+        <w:tc>
+          <w:tcPr>
+            <w:tcW w:type="dxa" w:w="1728"/>
+          </w:tcPr>
+          <w:p>
+            <w:r>
+              <w:rPr>
+                <w:sz w:val="20"/>
+              </w:rPr>
+              <w:t>Lean+ unit economics</w:t>
+            </w:r>
+          </w:p>
+        </w:tc>
+        <w:tc>
+          <w:tcPr>
+            <w:tcW w:type="dxa" w:w="1728"/>
+          </w:tcPr>
+          <w:p>
+            <w:r>
+              <w:rPr>
+                <w:sz w:val="20"/>
+              </w:rPr>
+              <w:t>**ARPF ~53**</w:t>
+            </w:r>
+          </w:p>
+        </w:tc>
+        <w:tc>
+          <w:tcPr>
+            <w:tcW w:type="dxa" w:w="1728"/>
+          </w:tcPr>
+          <w:p>
+            <w:r>
+              <w:rPr>
+                <w:sz w:val="20"/>
+              </w:rPr>
+              <w:t>~151</w:t>
+            </w:r>
+          </w:p>
+        </w:tc>
+        <w:tc>
+          <w:tcPr>
+            <w:tcW w:type="dxa" w:w="1728"/>
+          </w:tcPr>
+          <w:p>
+            <w:r>
+              <w:rPr>
+                <w:sz w:val="20"/>
+              </w:rPr>
+              <w:t>~M11</w:t>
+            </w:r>
+          </w:p>
+        </w:tc>
+        <w:tc>
+          <w:tcPr>
+            <w:tcW w:type="dxa" w:w="1728"/>
+          </w:tcPr>
+          <w:p>
+            <w:r>
+              <w:rPr>
+                <w:sz w:val="20"/>
+              </w:rPr>
+              <w:t>similar Lean</w:t>
+            </w:r>
+          </w:p>
+        </w:tc>
+      </w:tr>
+      <w:tr>
+        <w:tc>
+          <w:tcPr>
+            <w:tcW w:type="dxa" w:w="1728"/>
+          </w:tcPr>
+          <w:p>
+            <w:r>
+              <w:rPr>
+                <w:sz w:val="20"/>
+              </w:rPr>
+              <w:t>Lean (base)</w:t>
+            </w:r>
+          </w:p>
+        </w:tc>
+        <w:tc>
+          <w:tcPr>
+            <w:tcW w:type="dxa" w:w="1728"/>
+          </w:tcPr>
+          <w:p>
+            <w:r>
+              <w:rPr>
+                <w:sz w:val="20"/>
+              </w:rPr>
+              <w:t>Curva ×1,0</w:t>
+            </w:r>
+          </w:p>
+        </w:tc>
+        <w:tc>
+          <w:tcPr>
+            <w:tcW w:type="dxa" w:w="1728"/>
+          </w:tcPr>
+          <w:p>
+            <w:r>
+              <w:rPr>
+                <w:sz w:val="20"/>
+              </w:rPr>
+              <w:t>~159</w:t>
+            </w:r>
+          </w:p>
+        </w:tc>
+        <w:tc>
+          <w:tcPr>
+            <w:tcW w:type="dxa" w:w="1728"/>
+          </w:tcPr>
+          <w:p>
+            <w:r>
+              <w:rPr>
+                <w:sz w:val="20"/>
+              </w:rPr>
+              <w:t>Casi M12</w:t>
+            </w:r>
+          </w:p>
+        </w:tc>
+        <w:tc>
+          <w:tcPr>
+            <w:tcW w:type="dxa" w:w="1728"/>
+          </w:tcPr>
+          <w:p>
+            <w:r>
+              <w:rPr>
+                <w:sz w:val="20"/>
+              </w:rPr>
+              <w:t>**~40.831**</w:t>
+            </w:r>
+          </w:p>
+        </w:tc>
+      </w:tr>
+    </w:tbl>
+    <w:p/>
     <w:p>
       <w:r>
         <w:t>────────────────────────────────────────</w:t>
@@ -4367,7 +5518,7 @@
               <w:rPr>
                 <w:sz w:val="20"/>
               </w:rPr>
-              <w:t>**~18,7%**</w:t>
+              <w:t>**~18,66%**</w:t>
             </w:r>
           </w:p>
         </w:tc>
@@ -4380,7 +5531,7 @@
               <w:rPr>
                 <w:sz w:val="20"/>
               </w:rPr>
-              <w:t>Ilustrativo — depende del cap y monto invertido</w:t>
+              <w:t>Ilustrativo — 112k ÷ 600k</w:t>
             </w:r>
           </w:p>
         </w:tc>
@@ -4531,7 +5682,7 @@
         <w:t>SAFE no reparte caja operativa</w:t>
       </w:r>
       <w:r>
-        <w:t xml:space="preserve"> hasta conversión — las tablas de “reparto ilustrativo” en el Excel son </w:t>
+        <w:t xml:space="preserve"> hasta conversión — las tablas de «reparto ilustrativo» en el Excel son </w:t>
       </w:r>
       <w:r>
         <w:rPr>
@@ -4652,19 +5803,28 @@
         <w:rPr>
           <w:b/>
         </w:rPr>
-        <w:t>Red:</w:t>
+        <w:t>Fase 0 ~33,8k:</w:t>
       </w:r>
       <w:r>
-        <w:t xml:space="preserve"> ¿Podrías orientarnos sobre </w:t>
+        <w:t xml:space="preserve"> ¿El calendario T+0→Day-D con </w:t>
       </w:r>
       <w:r>
         <w:rPr>
           <w:b/>
         </w:rPr>
-        <w:t>2–3 farmacias</w:t>
+        <w:t>4× Sales</w:t>
       </w:r>
       <w:r>
-        <w:t xml:space="preserve"> para discovery en Fase 0 (sin compromiso comercial)?</w:t>
+        <w:t xml:space="preserve"> y </w:t>
+      </w:r>
+      <w:r>
+        <w:rPr>
+          <w:b/>
+        </w:rPr>
+        <w:t>~28 activas</w:t>
+      </w:r>
+      <w:r>
+        <w:t xml:space="preserve"> pre-lanzamiento encaja con tu experiencia operativa local?</w:t>
       </w:r>
     </w:p>
     <w:p>
@@ -4696,6 +5856,708 @@
         <w:pStyle w:val="Heading1"/>
       </w:pPr>
       <w:r>
+        <w:t>Flujo Total y VAN/TIR (solo si Gabriel quiere profundizar)</w:t>
+      </w:r>
+    </w:p>
+    <w:p>
+      <w:r>
+        <w:t xml:space="preserve">La pestaña </w:t>
+      </w:r>
+      <w:r>
+        <w:rPr>
+          <w:b/>
+        </w:rPr>
+        <w:t>Flujo Total</w:t>
+      </w:r>
+      <w:r>
+        <w:t xml:space="preserve"> consolida años 1–5 con métricas de valoración interna:</w:t>
+      </w:r>
+    </w:p>
+    <w:tbl>
+      <w:tblPr>
+        <w:tblStyle w:val="TableGrid"/>
+        <w:tblW w:type="auto" w:w="0"/>
+        <w:tblLook w:firstColumn="1" w:firstRow="1" w:lastColumn="0" w:lastRow="0" w:noHBand="0" w:noVBand="1" w:val="04A0"/>
+      </w:tblPr>
+      <w:tblGrid>
+        <w:gridCol w:w="2880"/>
+        <w:gridCol w:w="2880"/>
+        <w:gridCol w:w="2880"/>
+      </w:tblGrid>
+      <w:tr>
+        <w:tc>
+          <w:tcPr>
+            <w:tcW w:type="dxa" w:w="2880"/>
+            <w:shd w:fill="1E2A5A"/>
+          </w:tcPr>
+          <w:p>
+            <w:r>
+              <w:rPr>
+                <w:b/>
+                <w:color w:val="FFFFFF"/>
+                <w:sz w:val="20"/>
+              </w:rPr>
+              <w:t>Métrica</w:t>
+            </w:r>
+          </w:p>
+        </w:tc>
+        <w:tc>
+          <w:tcPr>
+            <w:tcW w:type="dxa" w:w="2880"/>
+            <w:shd w:fill="1E2A5A"/>
+          </w:tcPr>
+          <w:p>
+            <w:r>
+              <w:rPr>
+                <w:b/>
+                <w:color w:val="FFFFFF"/>
+                <w:sz w:val="20"/>
+              </w:rPr>
+              <w:t>Valor Lean (referencia)</w:t>
+            </w:r>
+          </w:p>
+        </w:tc>
+        <w:tc>
+          <w:tcPr>
+            <w:tcW w:type="dxa" w:w="2880"/>
+            <w:shd w:fill="1E2A5A"/>
+          </w:tcPr>
+          <w:p>
+            <w:r>
+              <w:rPr>
+                <w:b/>
+                <w:color w:val="FFFFFF"/>
+                <w:sz w:val="20"/>
+              </w:rPr>
+              <w:t>Cómo leerlo</w:t>
+            </w:r>
+          </w:p>
+        </w:tc>
+      </w:tr>
+      <w:tr>
+        <w:tc>
+          <w:tcPr>
+            <w:tcW w:type="dxa" w:w="2880"/>
+          </w:tcPr>
+          <w:p>
+            <w:r>
+              <w:rPr>
+                <w:sz w:val="20"/>
+              </w:rPr>
+              <w:t>Inversión inicial (wire)</w:t>
+            </w:r>
+          </w:p>
+        </w:tc>
+        <w:tc>
+          <w:tcPr>
+            <w:tcW w:type="dxa" w:w="2880"/>
+          </w:tcPr>
+          <w:p>
+            <w:r>
+              <w:rPr>
+                <w:sz w:val="20"/>
+              </w:rPr>
+              <w:t>**−111.988**</w:t>
+            </w:r>
+          </w:p>
+        </w:tc>
+        <w:tc>
+          <w:tcPr>
+            <w:tcW w:type="dxa" w:w="2880"/>
+          </w:tcPr>
+          <w:p>
+            <w:r>
+              <w:rPr>
+                <w:sz w:val="20"/>
+              </w:rPr>
+              <w:t>Salida de caja en T+0</w:t>
+            </w:r>
+          </w:p>
+        </w:tc>
+      </w:tr>
+      <w:tr>
+        <w:tc>
+          <w:tcPr>
+            <w:tcW w:type="dxa" w:w="2880"/>
+          </w:tcPr>
+          <w:p>
+            <w:r>
+              <w:rPr>
+                <w:sz w:val="20"/>
+              </w:rPr>
+              <w:t>FCF acumulado año 1</w:t>
+            </w:r>
+          </w:p>
+        </w:tc>
+        <w:tc>
+          <w:tcPr>
+            <w:tcW w:type="dxa" w:w="2880"/>
+          </w:tcPr>
+          <w:p>
+            <w:r>
+              <w:rPr>
+                <w:sz w:val="20"/>
+              </w:rPr>
+              <w:t>**−37.322**</w:t>
+            </w:r>
+          </w:p>
+        </w:tc>
+        <w:tc>
+          <w:tcPr>
+            <w:tcW w:type="dxa" w:w="2880"/>
+          </w:tcPr>
+          <w:p>
+            <w:r>
+              <w:rPr>
+                <w:sz w:val="20"/>
+              </w:rPr>
+              <w:t>Normal en pre-seed con ramp-up comercial</w:t>
+            </w:r>
+          </w:p>
+        </w:tc>
+      </w:tr>
+      <w:tr>
+        <w:tc>
+          <w:tcPr>
+            <w:tcW w:type="dxa" w:w="2880"/>
+          </w:tcPr>
+          <w:p>
+            <w:r>
+              <w:rPr>
+                <w:sz w:val="20"/>
+              </w:rPr>
+              <w:t>VAN a 5 años (25% descuento)</w:t>
+            </w:r>
+          </w:p>
+        </w:tc>
+        <w:tc>
+          <w:tcPr>
+            <w:tcW w:type="dxa" w:w="2880"/>
+          </w:tcPr>
+          <w:p>
+            <w:r>
+              <w:rPr>
+                <w:sz w:val="20"/>
+              </w:rPr>
+              <w:t>**~−790**</w:t>
+            </w:r>
+          </w:p>
+        </w:tc>
+        <w:tc>
+          <w:tcPr>
+            <w:tcW w:type="dxa" w:w="2880"/>
+          </w:tcPr>
+          <w:p>
+            <w:r>
+              <w:rPr>
+                <w:sz w:val="20"/>
+              </w:rPr>
+              <w:t>Herramienta de sensibilidad, no promesa</w:t>
+            </w:r>
+          </w:p>
+        </w:tc>
+      </w:tr>
+      <w:tr>
+        <w:tc>
+          <w:tcPr>
+            <w:tcW w:type="dxa" w:w="2880"/>
+          </w:tcPr>
+          <w:p>
+            <w:r>
+              <w:rPr>
+                <w:sz w:val="20"/>
+              </w:rPr>
+              <w:t>TIR ilustrativa 5 años</w:t>
+            </w:r>
+          </w:p>
+        </w:tc>
+        <w:tc>
+          <w:tcPr>
+            <w:tcW w:type="dxa" w:w="2880"/>
+          </w:tcPr>
+          <w:p>
+            <w:r>
+              <w:rPr>
+                <w:sz w:val="20"/>
+              </w:rPr>
+              <w:t>**~25%**</w:t>
+            </w:r>
+          </w:p>
+        </w:tc>
+        <w:tc>
+          <w:tcPr>
+            <w:tcW w:type="dxa" w:w="2880"/>
+          </w:tcPr>
+          <w:p>
+            <w:r>
+              <w:rPr>
+                <w:sz w:val="20"/>
+              </w:rPr>
+              <w:t>Depende de supuestos año 2–5</w:t>
+            </w:r>
+          </w:p>
+        </w:tc>
+      </w:tr>
+      <w:tr>
+        <w:tc>
+          <w:tcPr>
+            <w:tcW w:type="dxa" w:w="2880"/>
+          </w:tcPr>
+          <w:p>
+            <w:r>
+              <w:rPr>
+                <w:sz w:val="20"/>
+              </w:rPr>
+              <w:t>Caja M12</w:t>
+            </w:r>
+          </w:p>
+        </w:tc>
+        <w:tc>
+          <w:tcPr>
+            <w:tcW w:type="dxa" w:w="2880"/>
+          </w:tcPr>
+          <w:p>
+            <w:r>
+              <w:rPr>
+                <w:sz w:val="20"/>
+              </w:rPr>
+              <w:t>**~40.831**</w:t>
+            </w:r>
+          </w:p>
+        </w:tc>
+        <w:tc>
+          <w:tcPr>
+            <w:tcW w:type="dxa" w:w="2880"/>
+          </w:tcPr>
+          <w:p>
+            <w:r>
+              <w:rPr>
+                <w:sz w:val="20"/>
+              </w:rPr>
+              <w:t>**~36%** del capital inicial sobrevive</w:t>
+            </w:r>
+          </w:p>
+        </w:tc>
+      </w:tr>
+    </w:tbl>
+    <w:p/>
+    <w:p>
+      <w:r/>
+      <w:r>
+        <w:rPr>
+          <w:b/>
+        </w:rPr>
+        <w:t>Importante:</w:t>
+      </w:r>
+      <w:r>
+        <w:t xml:space="preserve"> el SAFE </w:t>
+      </w:r>
+      <w:r>
+        <w:rPr>
+          <w:b/>
+        </w:rPr>
+        <w:t>no reparte dividendos</w:t>
+      </w:r>
+      <w:r>
+        <w:t xml:space="preserve"> ni flujo operativo al inversor hasta conversión en Serie A. Las filas de «reparto ilustrativo» en el Excel son </w:t>
+      </w:r>
+      <w:r>
+        <w:rPr>
+          <w:b/>
+        </w:rPr>
+        <w:t>didácticas</w:t>
+      </w:r>
+      <w:r>
+        <w:t xml:space="preserve"> — no confundir con cláusula contractual.</w:t>
+      </w:r>
+    </w:p>
+    <w:p>
+      <w:r>
+        <w:t>────────────────────────────────────────</w:t>
+      </w:r>
+    </w:p>
+    <w:p>
+      <w:pPr>
+        <w:pStyle w:val="Heading1"/>
+      </w:pPr>
+      <w:r>
+        <w:t>Comparativa rápida de tiers (para conversación estratégica)</w:t>
+      </w:r>
+    </w:p>
+    <w:tbl>
+      <w:tblPr>
+        <w:tblStyle w:val="TableGrid"/>
+        <w:tblW w:type="auto" w:w="0"/>
+        <w:tblLook w:firstColumn="1" w:firstRow="1" w:lastColumn="0" w:lastRow="0" w:noHBand="0" w:noVBand="1" w:val="04A0"/>
+      </w:tblPr>
+      <w:tblGrid>
+        <w:gridCol w:w="2160"/>
+        <w:gridCol w:w="2160"/>
+        <w:gridCol w:w="2160"/>
+        <w:gridCol w:w="2160"/>
+      </w:tblGrid>
+      <w:tr>
+        <w:tc>
+          <w:tcPr>
+            <w:tcW w:type="dxa" w:w="2160"/>
+            <w:shd w:fill="1E2A5A"/>
+          </w:tcPr>
+          <w:p>
+            <w:r>
+              <w:rPr>
+                <w:b/>
+                <w:color w:val="FFFFFF"/>
+                <w:sz w:val="20"/>
+              </w:rPr>
+              <w:t>Pregunta</w:t>
+            </w:r>
+          </w:p>
+        </w:tc>
+        <w:tc>
+          <w:tcPr>
+            <w:tcW w:type="dxa" w:w="2160"/>
+            <w:shd w:fill="1E2A5A"/>
+          </w:tcPr>
+          <w:p>
+            <w:r>
+              <w:rPr>
+                <w:b/>
+                <w:color w:val="FFFFFF"/>
+                <w:sz w:val="20"/>
+              </w:rPr>
+              <w:t>Lean ~112k</w:t>
+            </w:r>
+          </w:p>
+        </w:tc>
+        <w:tc>
+          <w:tcPr>
+            <w:tcW w:type="dxa" w:w="2160"/>
+            <w:shd w:fill="1E2A5A"/>
+          </w:tcPr>
+          <w:p>
+            <w:r>
+              <w:rPr>
+                <w:b/>
+                <w:color w:val="FFFFFF"/>
+                <w:sz w:val="20"/>
+              </w:rPr>
+              <w:t>Base ~157k</w:t>
+            </w:r>
+          </w:p>
+        </w:tc>
+        <w:tc>
+          <w:tcPr>
+            <w:tcW w:type="dxa" w:w="2160"/>
+            <w:shd w:fill="1E2A5A"/>
+          </w:tcPr>
+          <w:p>
+            <w:r>
+              <w:rPr>
+                <w:b/>
+                <w:color w:val="FFFFFF"/>
+                <w:sz w:val="20"/>
+              </w:rPr>
+              <w:t>Growth ~187k</w:t>
+            </w:r>
+          </w:p>
+        </w:tc>
+      </w:tr>
+      <w:tr>
+        <w:tc>
+          <w:tcPr>
+            <w:tcW w:type="dxa" w:w="2160"/>
+          </w:tcPr>
+          <w:p>
+            <w:r>
+              <w:rPr>
+                <w:sz w:val="20"/>
+              </w:rPr>
+              <w:t>¿Cuántos vendedores?</w:t>
+            </w:r>
+          </w:p>
+        </w:tc>
+        <w:tc>
+          <w:tcPr>
+            <w:tcW w:type="dxa" w:w="2160"/>
+          </w:tcPr>
+          <w:p>
+            <w:r>
+              <w:rPr>
+                <w:sz w:val="20"/>
+              </w:rPr>
+              <w:t>**4×**</w:t>
+            </w:r>
+          </w:p>
+        </w:tc>
+        <w:tc>
+          <w:tcPr>
+            <w:tcW w:type="dxa" w:w="2160"/>
+          </w:tcPr>
+          <w:p>
+            <w:r>
+              <w:rPr>
+                <w:sz w:val="20"/>
+              </w:rPr>
+              <w:t>**4×**</w:t>
+            </w:r>
+          </w:p>
+        </w:tc>
+        <w:tc>
+          <w:tcPr>
+            <w:tcW w:type="dxa" w:w="2160"/>
+          </w:tcPr>
+          <w:p>
+            <w:r>
+              <w:rPr>
+                <w:sz w:val="20"/>
+              </w:rPr>
+              <w:t>**4×**</w:t>
+            </w:r>
+          </w:p>
+        </w:tc>
+      </w:tr>
+      <w:tr>
+        <w:tc>
+          <w:tcPr>
+            <w:tcW w:type="dxa" w:w="2160"/>
+          </w:tcPr>
+          <w:p>
+            <w:r>
+              <w:rPr>
+                <w:sz w:val="20"/>
+              </w:rPr>
+              <w:t>¿Activas M12?</w:t>
+            </w:r>
+          </w:p>
+        </w:tc>
+        <w:tc>
+          <w:tcPr>
+            <w:tcW w:type="dxa" w:w="2160"/>
+          </w:tcPr>
+          <w:p>
+            <w:r>
+              <w:rPr>
+                <w:sz w:val="20"/>
+              </w:rPr>
+              <w:t>**~159**</w:t>
+            </w:r>
+          </w:p>
+        </w:tc>
+        <w:tc>
+          <w:tcPr>
+            <w:tcW w:type="dxa" w:w="2160"/>
+          </w:tcPr>
+          <w:p>
+            <w:r>
+              <w:rPr>
+                <w:sz w:val="20"/>
+              </w:rPr>
+              <w:t>**~159**</w:t>
+            </w:r>
+          </w:p>
+        </w:tc>
+        <w:tc>
+          <w:tcPr>
+            <w:tcW w:type="dxa" w:w="2160"/>
+          </w:tcPr>
+          <w:p>
+            <w:r>
+              <w:rPr>
+                <w:sz w:val="20"/>
+              </w:rPr>
+              <w:t>**~159**</w:t>
+            </w:r>
+          </w:p>
+        </w:tc>
+      </w:tr>
+      <w:tr>
+        <w:tc>
+          <w:tcPr>
+            <w:tcW w:type="dxa" w:w="2160"/>
+          </w:tcPr>
+          <w:p>
+            <w:r>
+              <w:rPr>
+                <w:sz w:val="20"/>
+              </w:rPr>
+              <w:t>¿Reserva caja extra?</w:t>
+            </w:r>
+          </w:p>
+        </w:tc>
+        <w:tc>
+          <w:tcPr>
+            <w:tcW w:type="dxa" w:w="2160"/>
+          </w:tcPr>
+          <w:p>
+            <w:r>
+              <w:rPr>
+                <w:sz w:val="20"/>
+              </w:rPr>
+              <w:t>**~490**</w:t>
+            </w:r>
+          </w:p>
+        </w:tc>
+        <w:tc>
+          <w:tcPr>
+            <w:tcW w:type="dxa" w:w="2160"/>
+          </w:tcPr>
+          <w:p>
+            <w:r>
+              <w:rPr>
+                <w:sz w:val="20"/>
+              </w:rPr>
+              <w:t>**~10,6k**</w:t>
+            </w:r>
+          </w:p>
+        </w:tc>
+        <w:tc>
+          <w:tcPr>
+            <w:tcW w:type="dxa" w:w="2160"/>
+          </w:tcPr>
+          <w:p>
+            <w:r>
+              <w:rPr>
+                <w:sz w:val="20"/>
+              </w:rPr>
+              <w:t>**~20k**</w:t>
+            </w:r>
+          </w:p>
+        </w:tc>
+      </w:tr>
+      <w:tr>
+        <w:tc>
+          <w:tcPr>
+            <w:tcW w:type="dxa" w:w="2160"/>
+          </w:tcPr>
+          <w:p>
+            <w:r>
+              <w:rPr>
+                <w:sz w:val="20"/>
+              </w:rPr>
+              <w:t>¿Dev?</w:t>
+            </w:r>
+          </w:p>
+        </w:tc>
+        <w:tc>
+          <w:tcPr>
+            <w:tcW w:type="dxa" w:w="2160"/>
+          </w:tcPr>
+          <w:p>
+            <w:r>
+              <w:rPr>
+                <w:sz w:val="20"/>
+              </w:rPr>
+              <w:t>Junior 600</w:t>
+            </w:r>
+          </w:p>
+        </w:tc>
+        <w:tc>
+          <w:tcPr>
+            <w:tcW w:type="dxa" w:w="2160"/>
+          </w:tcPr>
+          <w:p>
+            <w:r>
+              <w:rPr>
+                <w:sz w:val="20"/>
+              </w:rPr>
+              <w:t>Mid 1.000</w:t>
+            </w:r>
+          </w:p>
+        </w:tc>
+        <w:tc>
+          <w:tcPr>
+            <w:tcW w:type="dxa" w:w="2160"/>
+          </w:tcPr>
+          <w:p>
+            <w:r>
+              <w:rPr>
+                <w:sz w:val="20"/>
+              </w:rPr>
+              <w:t>Senior 1.800</w:t>
+            </w:r>
+          </w:p>
+        </w:tc>
+      </w:tr>
+      <w:tr>
+        <w:tc>
+          <w:tcPr>
+            <w:tcW w:type="dxa" w:w="2160"/>
+          </w:tcPr>
+          <w:p>
+            <w:r>
+              <w:rPr>
+                <w:sz w:val="20"/>
+              </w:rPr>
+              <w:t>¿Cuándo elegir?</w:t>
+            </w:r>
+          </w:p>
+        </w:tc>
+        <w:tc>
+          <w:tcPr>
+            <w:tcW w:type="dxa" w:w="2160"/>
+          </w:tcPr>
+          <w:p>
+            <w:r>
+              <w:rPr>
+                <w:sz w:val="20"/>
+              </w:rPr>
+              <w:t>Bootstrap Carabobo</w:t>
+            </w:r>
+          </w:p>
+        </w:tc>
+        <w:tc>
+          <w:tcPr>
+            <w:tcW w:type="dxa" w:w="2160"/>
+          </w:tcPr>
+          <w:p>
+            <w:r>
+              <w:rPr>
+                <w:sz w:val="20"/>
+              </w:rPr>
+              <w:t>Más colchón sin cambiar curva</w:t>
+            </w:r>
+          </w:p>
+        </w:tc>
+        <w:tc>
+          <w:tcPr>
+            <w:tcW w:type="dxa" w:w="2160"/>
+          </w:tcPr>
+          <w:p>
+            <w:r>
+              <w:rPr>
+                <w:sz w:val="20"/>
+              </w:rPr>
+              <w:t>Máximo colchón + dev senior</w:t>
+            </w:r>
+          </w:p>
+        </w:tc>
+      </w:tr>
+    </w:tbl>
+    <w:p/>
+    <w:p>
+      <w:r>
+        <w:t xml:space="preserve">Gabriel no necesita dominar todos los tiers en la primera lectura; </w:t>
+      </w:r>
+      <w:r>
+        <w:rPr>
+          <w:b/>
+        </w:rPr>
+        <w:t>Lean + Hoja3 sección A</w:t>
+      </w:r>
+      <w:r>
+        <w:t xml:space="preserve"> bastan para validar viabilidad del piloto.</w:t>
+      </w:r>
+    </w:p>
+    <w:p>
+      <w:r>
+        <w:t>────────────────────────────────────────</w:t>
+      </w:r>
+    </w:p>
+    <w:p>
+      <w:pPr>
+        <w:pStyle w:val="Heading1"/>
+      </w:pPr>
+      <w:r>
         <w:t>Anexo — mapa de las 12 pestañas del Excel</w:t>
       </w:r>
     </w:p>
@@ -4822,7 +6684,7 @@
               <w:rPr>
                 <w:sz w:val="20"/>
               </w:rPr>
-              <w:t>Resumen capital — **§A = total oficial**</w:t>
+              <w:t>Resumen capital — **§A = total oficial ~112k**</w:t>
             </w:r>
           </w:p>
         </w:tc>
@@ -4878,7 +6740,7 @@
               <w:rPr>
                 <w:sz w:val="20"/>
               </w:rPr>
-              <w:t>Complemento de lectura (sensibilidad)</w:t>
+              <w:t>Complemento de lectura (sensibilidad marketing)</w:t>
             </w:r>
           </w:p>
         </w:tc>
@@ -5045,6 +6907,20 @@
       </w:r>
       <w:r>
         <w:t xml:space="preserve"> es guía de lectura del modelo; no sustituye asesoría contable, legal ni farmacéutica.</w:t>
+      </w:r>
+    </w:p>
+    <w:p>
+      <w:r>
+        <w:t xml:space="preserve">- </w:t>
+      </w:r>
+      <w:r>
+        <w:rPr>
+          <w:b/>
+        </w:rPr>
+        <w:t>No es solicitud de inversión</w:t>
+      </w:r>
+      <w:r>
+        <w:t xml:space="preserve"> salvo acuerdo aparte.</w:t>
       </w:r>
     </w:p>
     <w:p>
